--- a/docs/06_AcceptanceCriteria/ChatbotBuilder_Acceptance_Criteria_Document.docx
+++ b/docs/06_AcceptanceCriteria/ChatbotBuilder_Acceptance_Criteria_Document.docx
@@ -110,14 +110,12 @@
       <w:r>
         <w:t xml:space="preserve"> </w:t>
       </w:r>
-      <w:proofErr w:type="spellStart"/>
       <w:r>
         <w:rPr>
           <w:rFonts w:ascii="Aptos" w:eastAsia="Aptos" w:hAnsi="Aptos" w:cs="Aptos"/>
         </w:rPr>
         <w:t>Mupfumira</w:t>
       </w:r>
-      <w:proofErr w:type="spellEnd"/>
     </w:p>
     <w:p>
       <w:pPr>
@@ -168,7 +166,23 @@
         <w:jc w:val="both"/>
       </w:pPr>
       <w:r>
-        <w:t>This document defines the acceptance criteria for the Chatbot Builder Application. Acceptance criteria specify the conditions that must be met for a feature to be considered complete and acceptable.</w:t>
+        <w:t xml:space="preserve">This document defines the acceptance criteria for the Chatbot Builder Application. Acceptance criteria specify the conditions that must </w:t>
+      </w:r>
+      <w:proofErr w:type="gramStart"/>
+      <w:r>
+        <w:t>be met</w:t>
+      </w:r>
+      <w:proofErr w:type="gramEnd"/>
+      <w:r>
+        <w:t xml:space="preserve"> for a feature to </w:t>
+      </w:r>
+      <w:proofErr w:type="gramStart"/>
+      <w:r>
+        <w:t>be considered</w:t>
+      </w:r>
+      <w:proofErr w:type="gramEnd"/>
+      <w:r>
+        <w:t xml:space="preserve"> complete and acceptable.</w:t>
       </w:r>
     </w:p>
     <w:p>
@@ -177,7 +191,15 @@
         <w:jc w:val="both"/>
       </w:pPr>
       <w:r>
-        <w:t>Each feature is validated based on expected outcomes and system behavior.</w:t>
+        <w:t xml:space="preserve">Each feature </w:t>
+      </w:r>
+      <w:proofErr w:type="gramStart"/>
+      <w:r>
+        <w:t>is validated</w:t>
+      </w:r>
+      <w:proofErr w:type="gramEnd"/>
+      <w:r>
+        <w:t xml:space="preserve"> based on expected outcomes and system behavior.</w:t>
       </w:r>
     </w:p>
     <w:p>
@@ -225,8 +247,13 @@
         <w:spacing w:after="0" w:line="276" w:lineRule="auto"/>
       </w:pPr>
       <w:r>
-        <w:t>User must be able to enter name, email, password, and PIN</w:t>
-      </w:r>
+        <w:t xml:space="preserve">User must be able to enter name, email, password, and </w:t>
+      </w:r>
+      <w:proofErr w:type="gramStart"/>
+      <w:r>
+        <w:t>PIN</w:t>
+      </w:r>
+      <w:proofErr w:type="gramEnd"/>
     </w:p>
     <w:p>
       <w:pPr>
@@ -237,8 +264,13 @@
         <w:spacing w:after="0" w:line="276" w:lineRule="auto"/>
       </w:pPr>
       <w:r>
-        <w:t>System must validate required fields</w:t>
-      </w:r>
+        <w:t xml:space="preserve">System must validate required </w:t>
+      </w:r>
+      <w:proofErr w:type="gramStart"/>
+      <w:r>
+        <w:t>fields</w:t>
+      </w:r>
+      <w:proofErr w:type="gramEnd"/>
     </w:p>
     <w:p>
       <w:pPr>
@@ -249,8 +281,13 @@
         <w:spacing w:after="0" w:line="276" w:lineRule="auto"/>
       </w:pPr>
       <w:r>
-        <w:t>System must prevent duplicate email registration</w:t>
-      </w:r>
+        <w:t xml:space="preserve">System must prevent duplicate email </w:t>
+      </w:r>
+      <w:proofErr w:type="gramStart"/>
+      <w:r>
+        <w:t>registration</w:t>
+      </w:r>
+      <w:proofErr w:type="gramEnd"/>
     </w:p>
     <w:p>
       <w:pPr>
@@ -261,8 +298,21 @@
         <w:spacing w:after="0" w:line="276" w:lineRule="auto"/>
       </w:pPr>
       <w:r>
-        <w:t>User account must be created successfully</w:t>
-      </w:r>
+        <w:t xml:space="preserve">User account must </w:t>
+      </w:r>
+      <w:proofErr w:type="gramStart"/>
+      <w:r>
+        <w:t>be created</w:t>
+      </w:r>
+      <w:proofErr w:type="gramEnd"/>
+      <w:r>
+        <w:t xml:space="preserve"> </w:t>
+      </w:r>
+      <w:proofErr w:type="gramStart"/>
+      <w:r>
+        <w:t>successfully</w:t>
+      </w:r>
+      <w:proofErr w:type="gramEnd"/>
     </w:p>
     <w:p>
       <w:pPr>
@@ -294,8 +344,13 @@
       </w:r>
       <w:proofErr w:type="gramEnd"/>
       <w:r>
-        <w:t xml:space="preserve"> must be able to log in using valid credentials</w:t>
-      </w:r>
+        <w:t xml:space="preserve"> must be able to log in using valid </w:t>
+      </w:r>
+      <w:proofErr w:type="gramStart"/>
+      <w:r>
+        <w:t>credentials</w:t>
+      </w:r>
+      <w:proofErr w:type="gramEnd"/>
     </w:p>
     <w:p>
       <w:pPr>
@@ -306,8 +361,13 @@
         <w:spacing w:after="0" w:line="276" w:lineRule="auto"/>
       </w:pPr>
       <w:r>
-        <w:t>System must reject invalid credentials</w:t>
-      </w:r>
+        <w:t xml:space="preserve">System must reject invalid </w:t>
+      </w:r>
+      <w:proofErr w:type="gramStart"/>
+      <w:r>
+        <w:t>credentials</w:t>
+      </w:r>
+      <w:proofErr w:type="gramEnd"/>
     </w:p>
     <w:p>
       <w:pPr>
@@ -318,8 +378,21 @@
         <w:spacing w:after="0" w:line="276" w:lineRule="auto"/>
       </w:pPr>
       <w:r>
-        <w:t>User must be redirected to dashboard upon successful login</w:t>
-      </w:r>
+        <w:t xml:space="preserve">User must </w:t>
+      </w:r>
+      <w:proofErr w:type="gramStart"/>
+      <w:r>
+        <w:t>be redirected</w:t>
+      </w:r>
+      <w:proofErr w:type="gramEnd"/>
+      <w:r>
+        <w:t xml:space="preserve"> to dashboard upon successful </w:t>
+      </w:r>
+      <w:proofErr w:type="gramStart"/>
+      <w:r>
+        <w:t>login</w:t>
+      </w:r>
+      <w:proofErr w:type="gramEnd"/>
     </w:p>
     <w:p>
       <w:pPr>
@@ -351,8 +424,13 @@
       </w:r>
       <w:proofErr w:type="gramEnd"/>
       <w:r>
-        <w:t xml:space="preserve"> must provide email and correct PIN</w:t>
-      </w:r>
+        <w:t xml:space="preserve"> must provide email and correct </w:t>
+      </w:r>
+      <w:proofErr w:type="gramStart"/>
+      <w:r>
+        <w:t>PIN</w:t>
+      </w:r>
+      <w:proofErr w:type="gramEnd"/>
     </w:p>
     <w:p>
       <w:pPr>
@@ -363,8 +441,13 @@
         <w:spacing w:after="0" w:line="276" w:lineRule="auto"/>
       </w:pPr>
       <w:r>
-        <w:t>System must allow password update</w:t>
-      </w:r>
+        <w:t xml:space="preserve">System must allow password </w:t>
+      </w:r>
+      <w:proofErr w:type="gramStart"/>
+      <w:r>
+        <w:t>update</w:t>
+      </w:r>
+      <w:proofErr w:type="gramEnd"/>
     </w:p>
     <w:p>
       <w:pPr>
@@ -375,8 +458,13 @@
         <w:spacing w:after="0" w:line="276" w:lineRule="auto"/>
       </w:pPr>
       <w:r>
-        <w:t>System must reject incorrect PIN</w:t>
-      </w:r>
+        <w:t xml:space="preserve">System must reject incorrect </w:t>
+      </w:r>
+      <w:proofErr w:type="gramStart"/>
+      <w:r>
+        <w:t>PIN</w:t>
+      </w:r>
+      <w:proofErr w:type="gramEnd"/>
     </w:p>
     <w:p>
       <w:pPr>
@@ -419,8 +507,13 @@
       </w:r>
       <w:proofErr w:type="gramEnd"/>
       <w:r>
-        <w:t xml:space="preserve"> must be able to create a chatbot</w:t>
-      </w:r>
+        <w:t xml:space="preserve"> must be able to create a </w:t>
+      </w:r>
+      <w:proofErr w:type="gramStart"/>
+      <w:r>
+        <w:t>chatbot</w:t>
+      </w:r>
+      <w:proofErr w:type="gramEnd"/>
     </w:p>
     <w:p>
       <w:pPr>
@@ -431,8 +524,13 @@
         <w:spacing w:after="0" w:line="276" w:lineRule="auto"/>
       </w:pPr>
       <w:r>
-        <w:t>Chatbot name must be saved</w:t>
-      </w:r>
+        <w:t xml:space="preserve">Chatbot name must be </w:t>
+      </w:r>
+      <w:proofErr w:type="gramStart"/>
+      <w:r>
+        <w:t>saved</w:t>
+      </w:r>
+      <w:proofErr w:type="gramEnd"/>
     </w:p>
     <w:p>
       <w:pPr>
@@ -443,8 +541,13 @@
         <w:spacing w:after="0" w:line="276" w:lineRule="auto"/>
       </w:pPr>
       <w:r>
-        <w:t>Chatbot must appear on dashboard</w:t>
-      </w:r>
+        <w:t xml:space="preserve">Chatbot must appear on </w:t>
+      </w:r>
+      <w:proofErr w:type="gramStart"/>
+      <w:r>
+        <w:t>dashboard</w:t>
+      </w:r>
+      <w:proofErr w:type="gramEnd"/>
     </w:p>
     <w:p>
       <w:pPr>
@@ -481,8 +584,13 @@
         <w:spacing w:after="0" w:line="276" w:lineRule="auto"/>
       </w:pPr>
       <w:r>
-        <w:t>User must be able to input a valid URL</w:t>
-      </w:r>
+        <w:t xml:space="preserve">User must be able to input a valid </w:t>
+      </w:r>
+      <w:proofErr w:type="gramStart"/>
+      <w:r>
+        <w:t>URL</w:t>
+      </w:r>
+      <w:proofErr w:type="gramEnd"/>
     </w:p>
     <w:p>
       <w:pPr>
@@ -493,8 +601,13 @@
         <w:spacing w:after="0" w:line="276" w:lineRule="auto"/>
       </w:pPr>
       <w:r>
-        <w:t>System must extract content successfully</w:t>
-      </w:r>
+        <w:t xml:space="preserve">System must extract content </w:t>
+      </w:r>
+      <w:proofErr w:type="gramStart"/>
+      <w:r>
+        <w:t>successfully</w:t>
+      </w:r>
+      <w:proofErr w:type="gramEnd"/>
     </w:p>
     <w:p>
       <w:pPr>
@@ -505,8 +618,13 @@
         <w:spacing w:after="0" w:line="276" w:lineRule="auto"/>
       </w:pPr>
       <w:r>
-        <w:t>Extracted content must be stored</w:t>
-      </w:r>
+        <w:t xml:space="preserve">Extracted content must be </w:t>
+      </w:r>
+      <w:proofErr w:type="gramStart"/>
+      <w:r>
+        <w:t>stored</w:t>
+      </w:r>
+      <w:proofErr w:type="gramEnd"/>
     </w:p>
     <w:p>
       <w:pPr>
@@ -538,8 +656,13 @@
       </w:r>
       <w:proofErr w:type="gramEnd"/>
       <w:r>
-        <w:t xml:space="preserve"> must be able to input custom text</w:t>
-      </w:r>
+        <w:t xml:space="preserve"> must be able to input custom </w:t>
+      </w:r>
+      <w:proofErr w:type="gramStart"/>
+      <w:r>
+        <w:t>text</w:t>
+      </w:r>
+      <w:proofErr w:type="gramEnd"/>
     </w:p>
     <w:p>
       <w:pPr>
@@ -550,8 +673,13 @@
         <w:spacing w:after="0" w:line="276" w:lineRule="auto"/>
       </w:pPr>
       <w:r>
-        <w:t>System must store text correctly</w:t>
-      </w:r>
+        <w:t xml:space="preserve">System must store text </w:t>
+      </w:r>
+      <w:proofErr w:type="gramStart"/>
+      <w:r>
+        <w:t>correctly</w:t>
+      </w:r>
+      <w:proofErr w:type="gramEnd"/>
     </w:p>
     <w:p>
       <w:pPr>
@@ -578,8 +706,13 @@
         <w:spacing w:after="0" w:line="276" w:lineRule="auto"/>
       </w:pPr>
       <w:r>
-        <w:t>System must split content into chunks</w:t>
-      </w:r>
+        <w:t xml:space="preserve">System must split content into </w:t>
+      </w:r>
+      <w:proofErr w:type="gramStart"/>
+      <w:r>
+        <w:t>chunks</w:t>
+      </w:r>
+      <w:proofErr w:type="gramEnd"/>
     </w:p>
     <w:p>
       <w:pPr>
@@ -590,8 +723,21 @@
         <w:spacing w:after="0" w:line="276" w:lineRule="auto"/>
       </w:pPr>
       <w:r>
-        <w:t>Chunks must be stored in database</w:t>
-      </w:r>
+        <w:t xml:space="preserve">Chunks must </w:t>
+      </w:r>
+      <w:proofErr w:type="gramStart"/>
+      <w:r>
+        <w:t>be stored</w:t>
+      </w:r>
+      <w:proofErr w:type="gramEnd"/>
+      <w:r>
+        <w:t xml:space="preserve"> in </w:t>
+      </w:r>
+      <w:proofErr w:type="gramStart"/>
+      <w:r>
+        <w:t>database</w:t>
+      </w:r>
+      <w:proofErr w:type="gramEnd"/>
     </w:p>
     <w:p>
       <w:pPr>
@@ -602,8 +748,13 @@
         <w:spacing w:after="0" w:line="276" w:lineRule="auto"/>
       </w:pPr>
       <w:r>
-        <w:t>Data must be available for chatbot responses</w:t>
-      </w:r>
+        <w:t xml:space="preserve">Data must be available for chatbot </w:t>
+      </w:r>
+      <w:proofErr w:type="gramStart"/>
+      <w:r>
+        <w:t>responses</w:t>
+      </w:r>
+      <w:proofErr w:type="gramEnd"/>
     </w:p>
     <w:p>
       <w:pPr>
@@ -640,8 +791,13 @@
         <w:spacing w:after="0" w:line="276" w:lineRule="auto"/>
       </w:pPr>
       <w:r>
-        <w:t>User must be able to select personality</w:t>
-      </w:r>
+        <w:t xml:space="preserve">User must be able to select </w:t>
+      </w:r>
+      <w:proofErr w:type="gramStart"/>
+      <w:r>
+        <w:t>personality</w:t>
+      </w:r>
+      <w:proofErr w:type="gramEnd"/>
     </w:p>
     <w:p>
       <w:pPr>
@@ -652,8 +808,13 @@
         <w:spacing w:after="0" w:line="276" w:lineRule="auto"/>
       </w:pPr>
       <w:r>
-        <w:t>User must be able to select tone</w:t>
-      </w:r>
+        <w:t xml:space="preserve">User must be able to select </w:t>
+      </w:r>
+      <w:proofErr w:type="gramStart"/>
+      <w:r>
+        <w:t>tone</w:t>
+      </w:r>
+      <w:proofErr w:type="gramEnd"/>
     </w:p>
     <w:p>
       <w:pPr>
@@ -669,8 +830,13 @@
       </w:r>
       <w:proofErr w:type="gramEnd"/>
       <w:r>
-        <w:t xml:space="preserve"> must be able to select response length</w:t>
-      </w:r>
+        <w:t xml:space="preserve"> must be able to select response </w:t>
+      </w:r>
+      <w:proofErr w:type="gramStart"/>
+      <w:r>
+        <w:t>length</w:t>
+      </w:r>
+      <w:proofErr w:type="gramEnd"/>
     </w:p>
     <w:p>
       <w:pPr>
@@ -681,8 +847,21 @@
         <w:spacing w:after="0" w:line="276" w:lineRule="auto"/>
       </w:pPr>
       <w:r>
-        <w:t>Settings must be saved successfully</w:t>
-      </w:r>
+        <w:t xml:space="preserve">Settings must </w:t>
+      </w:r>
+      <w:proofErr w:type="gramStart"/>
+      <w:r>
+        <w:t>be saved</w:t>
+      </w:r>
+      <w:proofErr w:type="gramEnd"/>
+      <w:r>
+        <w:t xml:space="preserve"> </w:t>
+      </w:r>
+      <w:proofErr w:type="gramStart"/>
+      <w:r>
+        <w:t>successfully</w:t>
+      </w:r>
+      <w:proofErr w:type="gramEnd"/>
     </w:p>
     <w:p>
       <w:pPr>
@@ -724,8 +903,13 @@
       </w:r>
       <w:proofErr w:type="gramEnd"/>
       <w:r>
-        <w:t xml:space="preserve"> must be able to send messages</w:t>
-      </w:r>
+        <w:t xml:space="preserve"> must be able to send </w:t>
+      </w:r>
+      <w:proofErr w:type="gramStart"/>
+      <w:r>
+        <w:t>messages</w:t>
+      </w:r>
+      <w:proofErr w:type="gramEnd"/>
     </w:p>
     <w:p>
       <w:pPr>
@@ -736,8 +920,13 @@
         <w:spacing w:after="0" w:line="276" w:lineRule="auto"/>
       </w:pPr>
       <w:r>
-        <w:t>System must generate responses</w:t>
-      </w:r>
+        <w:t xml:space="preserve">System must generate </w:t>
+      </w:r>
+      <w:proofErr w:type="gramStart"/>
+      <w:r>
+        <w:t>responses</w:t>
+      </w:r>
+      <w:proofErr w:type="gramEnd"/>
     </w:p>
     <w:p>
       <w:pPr>
@@ -748,8 +937,21 @@
         <w:spacing w:after="0" w:line="276" w:lineRule="auto"/>
       </w:pPr>
       <w:r>
-        <w:t>Responses must be displayed in chat interface</w:t>
-      </w:r>
+        <w:t xml:space="preserve">Responses must </w:t>
+      </w:r>
+      <w:proofErr w:type="gramStart"/>
+      <w:r>
+        <w:t>be displayed</w:t>
+      </w:r>
+      <w:proofErr w:type="gramEnd"/>
+      <w:r>
+        <w:t xml:space="preserve"> in chat </w:t>
+      </w:r>
+      <w:proofErr w:type="gramStart"/>
+      <w:r>
+        <w:t>interface</w:t>
+      </w:r>
+      <w:proofErr w:type="gramEnd"/>
     </w:p>
     <w:p>
       <w:pPr>
@@ -760,8 +962,21 @@
         <w:spacing w:after="0" w:line="276" w:lineRule="auto"/>
       </w:pPr>
       <w:r>
-        <w:t>System must handle unknown queries with fallback message</w:t>
-      </w:r>
+        <w:t xml:space="preserve">System must </w:t>
+      </w:r>
+      <w:proofErr w:type="gramStart"/>
+      <w:r>
+        <w:t>handle</w:t>
+      </w:r>
+      <w:proofErr w:type="gramEnd"/>
+      <w:r>
+        <w:t xml:space="preserve"> unknown queries with fallback </w:t>
+      </w:r>
+      <w:proofErr w:type="gramStart"/>
+      <w:r>
+        <w:t>message</w:t>
+      </w:r>
+      <w:proofErr w:type="gramEnd"/>
     </w:p>
     <w:p>
       <w:pPr>
@@ -803,8 +1018,13 @@
       </w:r>
       <w:proofErr w:type="gramEnd"/>
       <w:r>
-        <w:t xml:space="preserve"> must be able to publish chatbot</w:t>
-      </w:r>
+        <w:t xml:space="preserve"> must be able to publish </w:t>
+      </w:r>
+      <w:proofErr w:type="gramStart"/>
+      <w:r>
+        <w:t>chatbot</w:t>
+      </w:r>
+      <w:proofErr w:type="gramEnd"/>
     </w:p>
     <w:p>
       <w:pPr>
@@ -815,8 +1035,13 @@
         <w:spacing w:after="0" w:line="276" w:lineRule="auto"/>
       </w:pPr>
       <w:r>
-        <w:t>System must generate unique token</w:t>
-      </w:r>
+        <w:t xml:space="preserve">System must generate unique </w:t>
+      </w:r>
+      <w:proofErr w:type="gramStart"/>
+      <w:r>
+        <w:t>token</w:t>
+      </w:r>
+      <w:proofErr w:type="gramEnd"/>
     </w:p>
     <w:p>
       <w:pPr>
@@ -827,8 +1052,13 @@
         <w:spacing w:after="0" w:line="276" w:lineRule="auto"/>
       </w:pPr>
       <w:r>
-        <w:t>System must generate public URL</w:t>
-      </w:r>
+        <w:t xml:space="preserve">System must generate public </w:t>
+      </w:r>
+      <w:proofErr w:type="gramStart"/>
+      <w:r>
+        <w:t>URL</w:t>
+      </w:r>
+      <w:proofErr w:type="gramEnd"/>
     </w:p>
     <w:p>
       <w:pPr>
@@ -866,8 +1096,13 @@
       </w:pPr>
       <w:r>
         <w:lastRenderedPageBreak/>
-        <w:t>Public users must access chatbot via link</w:t>
-      </w:r>
+        <w:t xml:space="preserve">Public users must access chatbot via </w:t>
+      </w:r>
+      <w:proofErr w:type="gramStart"/>
+      <w:r>
+        <w:t>link</w:t>
+      </w:r>
+      <w:proofErr w:type="gramEnd"/>
     </w:p>
     <w:p>
       <w:pPr>
@@ -878,8 +1113,13 @@
         <w:spacing w:after="0" w:line="276" w:lineRule="auto"/>
       </w:pPr>
       <w:r>
-        <w:t>Users must send messages without login</w:t>
-      </w:r>
+        <w:t xml:space="preserve">Users must send messages without </w:t>
+      </w:r>
+      <w:proofErr w:type="gramStart"/>
+      <w:r>
+        <w:t>login</w:t>
+      </w:r>
+      <w:proofErr w:type="gramEnd"/>
     </w:p>
     <w:p>
       <w:pPr>
@@ -890,8 +1130,13 @@
         <w:spacing w:after="0" w:line="276" w:lineRule="auto"/>
       </w:pPr>
       <w:r>
-        <w:t>System must generate responses</w:t>
-      </w:r>
+        <w:t xml:space="preserve">System must generate </w:t>
+      </w:r>
+      <w:proofErr w:type="gramStart"/>
+      <w:r>
+        <w:t>responses</w:t>
+      </w:r>
+      <w:proofErr w:type="gramEnd"/>
     </w:p>
     <w:p>
       <w:pPr>
@@ -902,8 +1147,13 @@
         <w:spacing w:after="0" w:line="276" w:lineRule="auto"/>
       </w:pPr>
       <w:r>
-        <w:t>Conversations must be tracked</w:t>
-      </w:r>
+        <w:t xml:space="preserve">Conversations must be </w:t>
+      </w:r>
+      <w:proofErr w:type="gramStart"/>
+      <w:r>
+        <w:t>tracked</w:t>
+      </w:r>
+      <w:proofErr w:type="gramEnd"/>
     </w:p>
     <w:p>
       <w:pPr>
@@ -940,8 +1190,13 @@
         <w:spacing w:after="0" w:line="276" w:lineRule="auto"/>
       </w:pPr>
       <w:r>
-        <w:t>System must display total conversations</w:t>
-      </w:r>
+        <w:t xml:space="preserve">System must display total </w:t>
+      </w:r>
+      <w:proofErr w:type="gramStart"/>
+      <w:r>
+        <w:t>conversations</w:t>
+      </w:r>
+      <w:proofErr w:type="gramEnd"/>
     </w:p>
     <w:p>
       <w:pPr>
@@ -952,8 +1207,13 @@
         <w:spacing w:after="0" w:line="276" w:lineRule="auto"/>
       </w:pPr>
       <w:r>
-        <w:t>System must display message counts</w:t>
-      </w:r>
+        <w:t xml:space="preserve">System must display message </w:t>
+      </w:r>
+      <w:proofErr w:type="gramStart"/>
+      <w:r>
+        <w:t>counts</w:t>
+      </w:r>
+      <w:proofErr w:type="gramEnd"/>
     </w:p>
     <w:p>
       <w:pPr>
@@ -964,8 +1224,13 @@
         <w:spacing w:after="0" w:line="276" w:lineRule="auto"/>
       </w:pPr>
       <w:r>
-        <w:t>System must show recent activity</w:t>
-      </w:r>
+        <w:t xml:space="preserve">System must show recent </w:t>
+      </w:r>
+      <w:proofErr w:type="gramStart"/>
+      <w:r>
+        <w:t>activity</w:t>
+      </w:r>
+      <w:proofErr w:type="gramEnd"/>
     </w:p>
     <w:p>
       <w:pPr>
@@ -976,8 +1241,13 @@
         <w:spacing w:after="0" w:line="276" w:lineRule="auto"/>
       </w:pPr>
       <w:r>
-        <w:t>Data must update correctly</w:t>
-      </w:r>
+        <w:t xml:space="preserve">Data must update </w:t>
+      </w:r>
+      <w:proofErr w:type="gramStart"/>
+      <w:r>
+        <w:t>correctly</w:t>
+      </w:r>
+      <w:proofErr w:type="gramEnd"/>
     </w:p>
     <w:p>
       <w:pPr>
@@ -1014,8 +1284,13 @@
         <w:spacing w:after="0" w:line="276" w:lineRule="auto"/>
       </w:pPr>
       <w:r>
-        <w:t>Admin must access platform analytics</w:t>
-      </w:r>
+        <w:t xml:space="preserve">Admin must access platform </w:t>
+      </w:r>
+      <w:proofErr w:type="gramStart"/>
+      <w:r>
+        <w:t>analytics</w:t>
+      </w:r>
+      <w:proofErr w:type="gramEnd"/>
     </w:p>
     <w:p>
       <w:pPr>
@@ -1026,8 +1301,13 @@
         <w:spacing w:after="0" w:line="276" w:lineRule="auto"/>
       </w:pPr>
       <w:r>
-        <w:t>System must display aggregated data</w:t>
-      </w:r>
+        <w:t xml:space="preserve">System must display aggregated </w:t>
+      </w:r>
+      <w:proofErr w:type="gramStart"/>
+      <w:r>
+        <w:t>data</w:t>
+      </w:r>
+      <w:proofErr w:type="gramEnd"/>
     </w:p>
     <w:p>
       <w:pPr>
@@ -1056,8 +1336,13 @@
         <w:spacing w:after="0" w:line="276" w:lineRule="auto"/>
       </w:pPr>
       <w:r>
-        <w:t>All core features function correctly</w:t>
-      </w:r>
+        <w:t xml:space="preserve">All core features function </w:t>
+      </w:r>
+      <w:proofErr w:type="gramStart"/>
+      <w:r>
+        <w:t>correctly</w:t>
+      </w:r>
+      <w:proofErr w:type="gramEnd"/>
     </w:p>
     <w:p>
       <w:pPr>
@@ -1068,8 +1353,13 @@
         <w:spacing w:after="0" w:line="276" w:lineRule="auto"/>
       </w:pPr>
       <w:r>
-        <w:t>User interactions are validated</w:t>
-      </w:r>
+        <w:t xml:space="preserve">User interactions are </w:t>
+      </w:r>
+      <w:proofErr w:type="gramStart"/>
+      <w:r>
+        <w:t>validated</w:t>
+      </w:r>
+      <w:proofErr w:type="gramEnd"/>
     </w:p>
     <w:p>
       <w:pPr>
@@ -1080,8 +1370,13 @@
         <w:spacing w:after="0" w:line="276" w:lineRule="auto"/>
       </w:pPr>
       <w:r>
-        <w:t>System behavior meets expected outcomes</w:t>
-      </w:r>
+        <w:t xml:space="preserve">System behavior meets expected </w:t>
+      </w:r>
+      <w:proofErr w:type="gramStart"/>
+      <w:r>
+        <w:t>outcomes</w:t>
+      </w:r>
+      <w:proofErr w:type="gramEnd"/>
     </w:p>
     <w:p>
       <w:pPr>
@@ -14732,6 +15027,7 @@
   <w:style w:type="character" w:default="1" w:styleId="DefaultParagraphFont">
     <w:name w:val="Default Paragraph Font"/>
     <w:uiPriority w:val="1"/>
+    <w:semiHidden/>
     <w:unhideWhenUsed/>
   </w:style>
   <w:style w:type="table" w:default="1" w:styleId="TableNormal">
